--- a/reports/DSA210_Bitcoin_Final_Report.docx
+++ b/reports/DSA210_Bitcoin_Final_Report.docx
@@ -556,12 +556,15 @@
         </w:drawing>
       </w:r>
       <w:r>
-        <w:t>Figure 1. Bitcoin price over the analysis period. Replace this placeholder with plot_price.png.</w:t>
+        <w:t>Figure 1. Bitcoin price over the analysis period.</w:t>
       </w:r>
     </w:p>
     <w:p>
       <w:r>
-        <w:t>Figure 1 should be used to show the overall price trajectory and the periods of strong price movement. This figure provides the market context for interpreting subsequent attention and sentiment indicators.</w:t>
+        <w:t xml:space="preserve">Figure 1 </w:t>
+      </w:r>
+      <w:r>
+        <w:t>shows the overall price trajectory of Bitcoin and highlights periods of strong price movement, providing market context for the attention and sentiment analyses.</w:t>
       </w:r>
     </w:p>
     <w:p>
@@ -651,20 +654,18 @@
         <w:jc w:val="center"/>
       </w:pPr>
       <w:r>
-        <w:t>Figure 2. Google Trends search interest for Bitcoin over time. Replace this placeholder with plot_trends.png.</w:t>
+        <w:t>Figure 2. Google Trends search interest for Bitcoin over time.</w:t>
       </w:r>
     </w:p>
     <w:p>
       <w:r>
-        <w:t>Figure 2 should illustrate changes in public search interest over time. Spikes in Google Trends can be compared with periods of price movement and volatility.</w:t>
+        <w:t xml:space="preserve">Figure 2 </w:t>
+      </w:r>
+      <w:r>
+        <w:t>illustrates changes in public search interest over time. Spikes in Google Trends can be compared with periods of increased price movement and volatility.</w:t>
       </w:r>
     </w:p>
-    <w:p>
-      <w:pPr>
-        <w:spacing w:before="160" w:after="80"/>
-        <w:jc w:val="center"/>
-      </w:pPr>
-    </w:p>
+    <w:p/>
     <w:tbl>
       <w:tblPr>
         <w:tblW w:w="0" w:type="auto"/>
@@ -745,13 +746,18 @@
         <w:jc w:val="center"/>
       </w:pPr>
       <w:r>
-        <w:t>Figure 3. Relationship between Google Trends score and 7-day Bitcoin volatility. Replace this placeholder with plot_trends_vs_volatility.png.</w:t>
+        <w:t>Figure 3. Relationship between Google Trends score and 7-day Bitcoin volatility.</w:t>
       </w:r>
     </w:p>
     <w:p>
       <w:r>
-        <w:lastRenderedPageBreak/>
-        <w:t>Figure 3 is one of the central visuals in the report. The statistical results indicate that Google Trends has a stronger relationship with volatility than with next-day returns, and this figure should visually support that interpretation.</w:t>
+        <w:t xml:space="preserve">Figure 3 </w:t>
+      </w:r>
+      <w:r>
+        <w:t>shows the relationship between Google Trends search interest and 7-day Bitcoin volatility. The pattern supports the statistical finding that public attention is more closely associated with volatility than with next-day directional returns</w:t>
+      </w:r>
+      <w:r>
+        <w:t>.</w:t>
       </w:r>
     </w:p>
     <w:p>
@@ -840,7 +846,7 @@
         <w:jc w:val="center"/>
       </w:pPr>
       <w:r>
-        <w:t>Figure 4. Crypto Fear &amp; Greed Index over time. Replace this placeholder with plot_fear_greed.png.</w:t>
+        <w:t>Figure 4. Crypto Fear &amp; Greed Index over time.</w:t>
       </w:r>
     </w:p>
     <w:p>
@@ -929,12 +935,11 @@
         <w:jc w:val="center"/>
       </w:pPr>
       <w:r>
-        <w:t>Figure 5. Relationship between Fear &amp; Greed Index and daily Bitcoin return. Replace this placeholder with plot_fear_greed_vs_return.png.</w:t>
+        <w:t>Figure 5. Relationship between Fear &amp; Greed Index and daily Bitcoin return.</w:t>
       </w:r>
     </w:p>
     <w:p>
       <w:r>
-        <w:lastRenderedPageBreak/>
         <w:t>Figures 4 and 5 should show how sentiment varies over time and how sentiment relates to daily return behavior. These figures are useful for explaining the value of the third data source.</w:t>
       </w:r>
     </w:p>
@@ -977,6 +982,7 @@
               <w:rPr>
                 <w:noProof/>
               </w:rPr>
+              <w:lastRenderedPageBreak/>
               <w:drawing>
                 <wp:inline distT="0" distB="0" distL="0" distR="0" wp14:anchorId="15E7A28F" wp14:editId="0C3C8260">
                   <wp:extent cx="6309360" cy="4907280"/>
@@ -1024,7 +1030,7 @@
         <w:jc w:val="center"/>
       </w:pPr>
       <w:r>
-        <w:t>Figure 6. Correlation matrix of selected market, attention, and sentiment features. Replace this placeholder with plot_correlation_matrix.png.</w:t>
+        <w:t>Figure 6. Correlation matrix of selected market, attention, and sentiment features.</w:t>
       </w:r>
     </w:p>
     <w:p>
@@ -1280,7 +1286,6 @@
     </w:tbl>
     <w:p>
       <w:r>
-        <w:lastRenderedPageBreak/>
         <w:t>Lagged variables were included to evaluate whether earlier values of attention or sentiment contain information about later market behavior. Rolling features were included to capture short-term trends and variability.</w:t>
       </w:r>
     </w:p>
@@ -1289,6 +1294,7 @@
         <w:pStyle w:val="Balk1"/>
       </w:pPr>
       <w:r>
+        <w:lastRenderedPageBreak/>
         <w:t>6. Statistical Analysis</w:t>
       </w:r>
     </w:p>
@@ -2183,7 +2189,6 @@
               <w:rPr>
                 <w:sz w:val="18"/>
               </w:rPr>
-              <w:lastRenderedPageBreak/>
               <w:t>Logistic Regression</w:t>
             </w:r>
           </w:p>
@@ -2430,7 +2435,7 @@
         <w:jc w:val="center"/>
       </w:pPr>
       <w:r>
-        <w:t>Figure 7. F1-score comparison across model and feature-set combinations. Replace this placeholder with model_f1_comparison.png.</w:t>
+        <w:t>Figure 7. F1-score comparison across model and feature-set combinations.</w:t>
       </w:r>
     </w:p>
     <w:p>
@@ -2472,7 +2477,6 @@
               <w:rPr>
                 <w:noProof/>
               </w:rPr>
-              <w:lastRenderedPageBreak/>
               <w:drawing>
                 <wp:inline distT="0" distB="0" distL="0" distR="0" wp14:anchorId="1F019D62" wp14:editId="480AACB1">
                   <wp:extent cx="6309360" cy="3646805"/>
@@ -2520,7 +2524,7 @@
         <w:jc w:val="center"/>
       </w:pPr>
       <w:r>
-        <w:t>Figure 8. ROC-AUC comparison across model and feature-set combinations. Replace this placeholder with model_roc_auc_comparison.png.</w:t>
+        <w:t>Figure 8. ROC-AUC comparison across model and feature-set combinations.</w:t>
       </w:r>
     </w:p>
     <w:p>
@@ -2528,6 +2532,7 @@
         <w:pStyle w:val="Balk1"/>
       </w:pPr>
       <w:r>
+        <w:lastRenderedPageBreak/>
         <w:t>9. Model Interpretation</w:t>
       </w:r>
     </w:p>
@@ -2813,7 +2818,6 @@
               <w:rPr>
                 <w:noProof/>
               </w:rPr>
-              <w:lastRenderedPageBreak/>
               <w:drawing>
                 <wp:inline distT="0" distB="0" distL="0" distR="0" wp14:anchorId="48537A21" wp14:editId="460AAB52">
                   <wp:extent cx="6309360" cy="4206240"/>
@@ -2861,7 +2865,10 @@
         <w:jc w:val="center"/>
       </w:pPr>
       <w:r>
-        <w:t>Figure 9. Random Forest feature importance visualization. Replace this placeholder with random_forest_feature_importance.png.</w:t>
+        <w:t>Figure 9. Random Forest feature importance visualization</w:t>
+      </w:r>
+      <w:r>
+        <w:t>.</w:t>
       </w:r>
     </w:p>
     <w:p>
@@ -2887,6 +2894,7 @@
         <w:pStyle w:val="ListeMaddemi"/>
       </w:pPr>
       <w:r>
+        <w:lastRenderedPageBreak/>
         <w:t>Google Trends measures search attention, not actual investor intent.</w:t>
       </w:r>
     </w:p>
@@ -2972,7 +2980,6 @@
         <w:pStyle w:val="ListeMaddemi"/>
       </w:pPr>
       <w:r>
-        <w:lastRenderedPageBreak/>
         <w:t>exploring richer sentiment sources such as news headlines, Reddit posts, or financial social media data.</w:t>
       </w:r>
     </w:p>
@@ -3067,6 +3074,7 @@
         <w:pStyle w:val="ListeMaddemi"/>
       </w:pPr>
       <w:r>
+        <w:lastRenderedPageBreak/>
         <w:t xml:space="preserve">Alternative.me. Crypto Fear &amp; Greed Index. </w:t>
       </w:r>
       <w:hyperlink r:id="rId23">
@@ -4036,7 +4044,6 @@
   <w:style w:type="character" w:default="1" w:styleId="VarsaylanParagrafYazTipi">
     <w:name w:val="Default Paragraph Font"/>
     <w:uiPriority w:val="1"/>
-    <w:semiHidden/>
     <w:unhideWhenUsed/>
   </w:style>
   <w:style w:type="table" w:default="1" w:styleId="NormalTablo">
@@ -4597,7 +4604,6 @@
     <w:basedOn w:val="Normal"/>
     <w:next w:val="Normal"/>
     <w:uiPriority w:val="35"/>
-    <w:semiHidden/>
     <w:unhideWhenUsed/>
     <w:qFormat/>
     <w:rsid w:val="00FC693F"/>

--- a/reports/DSA210_Bitcoin_Final_Report.docx
+++ b/reports/DSA210_Bitcoin_Final_Report.docx
@@ -560,11 +560,22 @@
       </w:r>
     </w:p>
     <w:p>
+      <w:pPr>
+        <w:jc w:val="center"/>
+      </w:pPr>
       <w:r>
         <w:t xml:space="preserve">Figure 1 </w:t>
       </w:r>
       <w:r>
-        <w:t>shows the overall price trajectory of Bitcoin and highlights periods of strong price movement, providing market context for the attention and sentiment analyses.</w:t>
+        <w:t xml:space="preserve">shows the overall price trajectory of Bitcoin and highlights periods of strong price movement, providing market context for </w:t>
+      </w:r>
+      <w:proofErr w:type="gramStart"/>
+      <w:r>
+        <w:t>the attention</w:t>
+      </w:r>
+      <w:proofErr w:type="gramEnd"/>
+      <w:r>
+        <w:t xml:space="preserve"> and sentiment analyses.</w:t>
       </w:r>
     </w:p>
     <w:p>
@@ -654,10 +665,21 @@
         <w:jc w:val="center"/>
       </w:pPr>
       <w:r>
-        <w:t>Figure 2. Google Trends search interest for Bitcoin over time.</w:t>
+        <w:t xml:space="preserve">Figure 2. Google Trends </w:t>
+      </w:r>
+      <w:proofErr w:type="gramStart"/>
+      <w:r>
+        <w:t>search interest</w:t>
+      </w:r>
+      <w:proofErr w:type="gramEnd"/>
+      <w:r>
+        <w:t xml:space="preserve"> for Bitcoin over time.</w:t>
       </w:r>
     </w:p>
     <w:p>
+      <w:pPr>
+        <w:jc w:val="center"/>
+      </w:pPr>
       <w:r>
         <w:t xml:space="preserve">Figure 2 </w:t>
       </w:r>
@@ -750,6 +772,9 @@
       </w:r>
     </w:p>
     <w:p>
+      <w:pPr>
+        <w:jc w:val="center"/>
+      </w:pPr>
       <w:r>
         <w:t xml:space="preserve">Figure 3 </w:t>
       </w:r>
@@ -854,6 +879,14 @@
         <w:spacing w:before="160" w:after="80"/>
         <w:jc w:val="center"/>
       </w:pPr>
+      <w:r>
+        <w:t>This figure shows changes in market sentiment over time, where lower values indicate fear and higher values indicate greed.</w:t>
+      </w:r>
+    </w:p>
+    <w:p>
+      <w:pPr>
+        <w:spacing w:before="160" w:after="80"/>
+      </w:pPr>
     </w:p>
     <w:tbl>
       <w:tblPr>
@@ -939,15 +972,15 @@
       </w:r>
     </w:p>
     <w:p>
-      <w:r>
-        <w:t>Figures 4 and 5 should show how sentiment varies over time and how sentiment relates to daily return behavior. These figures are useful for explaining the value of the third data source.</w:t>
-      </w:r>
-    </w:p>
-    <w:p>
       <w:pPr>
-        <w:spacing w:before="160" w:after="80"/>
         <w:jc w:val="center"/>
       </w:pPr>
+      <w:r>
+        <w:t xml:space="preserve">Figure 5 </w:t>
+      </w:r>
+      <w:r>
+        <w:t>illustrates the relationship between sentiment and daily Bitcoin return behavior. Together with Figure 4, it helps evaluate whether the Fear &amp; Greed Index adds useful sentiment information to the analysis.</w:t>
+      </w:r>
     </w:p>
     <w:tbl>
       <w:tblPr>
@@ -1031,6 +1064,25 @@
       </w:pPr>
       <w:r>
         <w:t>Figure 6. Correlation matrix of selected market, attention, and sentiment features.</w:t>
+      </w:r>
+    </w:p>
+    <w:p>
+      <w:pPr>
+        <w:jc w:val="center"/>
+      </w:pPr>
+      <w:r>
+        <w:t xml:space="preserve">Figure 6 </w:t>
+      </w:r>
+      <w:r>
+        <w:t xml:space="preserve">summarizes the correlations among key </w:t>
+      </w:r>
+      <w:proofErr w:type="gramStart"/>
+      <w:r>
+        <w:t>market</w:t>
+      </w:r>
+      <w:proofErr w:type="gramEnd"/>
+      <w:r>
+        <w:t>, attention, and sentiment variables used in the analysis.</w:t>
       </w:r>
     </w:p>
     <w:p>
@@ -1286,6 +1338,7 @@
     </w:tbl>
     <w:p>
       <w:r>
+        <w:lastRenderedPageBreak/>
         <w:t>Lagged variables were included to evaluate whether earlier values of attention or sentiment contain information about later market behavior. Rolling features were included to capture short-term trends and variability.</w:t>
       </w:r>
     </w:p>
@@ -1294,7 +1347,6 @@
         <w:pStyle w:val="Balk1"/>
       </w:pPr>
       <w:r>
-        <w:lastRenderedPageBreak/>
         <w:t>6. Statistical Analysis</w:t>
       </w:r>
     </w:p>
@@ -2189,6 +2241,7 @@
               <w:rPr>
                 <w:sz w:val="18"/>
               </w:rPr>
+              <w:lastRenderedPageBreak/>
               <w:t>Logistic Regression</w:t>
             </w:r>
           </w:p>
@@ -2443,6 +2496,18 @@
         <w:spacing w:before="160" w:after="80"/>
         <w:jc w:val="center"/>
       </w:pPr>
+      <w:r>
+        <w:t>F</w:t>
+      </w:r>
+      <w:r>
+        <w:t>igure</w:t>
+      </w:r>
+      <w:r>
+        <w:t xml:space="preserve"> 7</w:t>
+      </w:r>
+      <w:r>
+        <w:t xml:space="preserve"> compares F1-scores across different model and feature-set combinations, showing that predictive performance remains limited across all tested configurations.</w:t>
+      </w:r>
     </w:p>
     <w:tbl>
       <w:tblPr>
@@ -2477,6 +2542,7 @@
               <w:rPr>
                 <w:noProof/>
               </w:rPr>
+              <w:lastRenderedPageBreak/>
               <w:drawing>
                 <wp:inline distT="0" distB="0" distL="0" distR="0" wp14:anchorId="1F019D62" wp14:editId="480AACB1">
                   <wp:extent cx="6309360" cy="3646805"/>
@@ -2529,10 +2595,17 @@
     </w:p>
     <w:p>
       <w:pPr>
+        <w:jc w:val="center"/>
+      </w:pPr>
+      <w:r>
+        <w:t>This figure compares ROC-AUC values across different model and feature-set combinations. The results show that adding attention and sentiment features does not produce a strong improvement over market-only models.</w:t>
+      </w:r>
+    </w:p>
+    <w:p>
+      <w:pPr>
         <w:pStyle w:val="Balk1"/>
       </w:pPr>
       <w:r>
-        <w:lastRenderedPageBreak/>
         <w:t>9. Model Interpretation</w:t>
       </w:r>
     </w:p>
@@ -2818,6 +2891,7 @@
               <w:rPr>
                 <w:noProof/>
               </w:rPr>
+              <w:lastRenderedPageBreak/>
               <w:drawing>
                 <wp:inline distT="0" distB="0" distL="0" distR="0" wp14:anchorId="48537A21" wp14:editId="460AAB52">
                   <wp:extent cx="6309360" cy="4206240"/>
@@ -2865,7 +2939,15 @@
         <w:jc w:val="center"/>
       </w:pPr>
       <w:r>
-        <w:t>Figure 9. Random Forest feature importance visualization</w:t>
+        <w:t xml:space="preserve">Figure 9. Random Forest </w:t>
+      </w:r>
+      <w:proofErr w:type="gramStart"/>
+      <w:r>
+        <w:t>feature</w:t>
+      </w:r>
+      <w:proofErr w:type="gramEnd"/>
+      <w:r>
+        <w:t xml:space="preserve"> importance visualization</w:t>
       </w:r>
       <w:r>
         <w:t>.</w:t>
@@ -2873,7 +2955,16 @@
     </w:p>
     <w:p>
       <w:r>
-        <w:t>These results should be interpreted carefully. Feature importance does not prove causality, and the overall predictive performance remains limited. However, the feature importance output supports the broader finding that attention features contain information about market conditions, especially when interpreted together with volatility results.</w:t>
+        <w:t>F</w:t>
+      </w:r>
+      <w:r>
+        <w:t xml:space="preserve">igure </w:t>
+      </w:r>
+      <w:r>
+        <w:t xml:space="preserve">9 </w:t>
+      </w:r>
+      <w:r>
+        <w:t>presents the most important features in the Random Forest model. The results should be interpreted carefully, as feature importance does not prove causality and the overall predictive performance remains limited. However, the output supports the broader finding that attention-related features contain information about market conditions, especially when interpreted together with volatility results.</w:t>
       </w:r>
     </w:p>
     <w:p>
@@ -2894,7 +2985,6 @@
         <w:pStyle w:val="ListeMaddemi"/>
       </w:pPr>
       <w:r>
-        <w:lastRenderedPageBreak/>
         <w:t>Google Trends measures search attention, not actual investor intent.</w:t>
       </w:r>
     </w:p>
@@ -2980,6 +3070,7 @@
         <w:pStyle w:val="ListeMaddemi"/>
       </w:pPr>
       <w:r>
+        <w:lastRenderedPageBreak/>
         <w:t>exploring richer sentiment sources such as news headlines, Reddit posts, or financial social media data.</w:t>
       </w:r>
     </w:p>
@@ -3074,7 +3165,6 @@
         <w:pStyle w:val="ListeMaddemi"/>
       </w:pPr>
       <w:r>
-        <w:lastRenderedPageBreak/>
         <w:t xml:space="preserve">Alternative.me. Crypto Fear &amp; Greed Index. </w:t>
       </w:r>
       <w:hyperlink r:id="rId23">

--- a/reports/DSA210_Bitcoin_Final_Report.docx
+++ b/reports/DSA210_Bitcoin_Final_Report.docx
@@ -59,6 +59,11 @@
           <w:sz w:val="24"/>
         </w:rPr>
         <w:br/>
+      </w:r>
+      <w:r>
+        <w:rPr>
+          <w:sz w:val="24"/>
+        </w:rPr>
         <w:t>University: Sabancı University</w:t>
       </w:r>
       <w:r>
@@ -91,7 +96,10 @@
     </w:p>
     <w:p>
       <w:r>
-        <w:t>This project investigates whether public attention and market sentiment indicators can improve short-term Bitcoin direction prediction and help explain Bitcoin market volatility. Historical Bitcoin market data from CoinGecko is enriched with Google Trends search-interest data and the Alternative.me Crypto Fear &amp; Greed Index. The project applies a full data science pipeline including data collection, preprocessing, feature engineering, exploratory data analysis, hypothesis testing, and supervised machine learning. The results show that next-day Bitcoin direction remains difficult to predict, even after adding attention and sentiment variables. However, Google Trends shows a stronger relationship with 7-day volatility than with daily returns, suggesting that public attention may be more informative about market turbulence than short-term directional movement.</w:t>
+        <w:t>This project investigates whether public attention and market sentiment indicators can improve short-term Bitcoin direction prediction and help explain Bitcoin market volatility. Historical Bitcoin market data from CoinGecko is enriched with Google Trends search-interest data and the Alternative.me Crypto Fear &amp; Greed Index. The project applies a full data science pipeline including data collection, preprocessing, feature engineering, exploratory data analysis, hypothesis testing, and supervised machine lea</w:t>
+      </w:r>
+      <w:r>
+        <w:t>rning. The results show that next-day Bitcoin direction remains difficult to predict, even after adding attention and sentiment variables. However, Google Trends shows a stronger relationship with 7-day volatility than with daily returns, suggesting that public attention may be more informative about market turbulence than short-term directional movement.</w:t>
       </w:r>
     </w:p>
     <w:p>
@@ -2497,10 +2505,7 @@
         <w:jc w:val="center"/>
       </w:pPr>
       <w:r>
-        <w:t>F</w:t>
-      </w:r>
-      <w:r>
-        <w:t>igure</w:t>
+        <w:t>Figure</w:t>
       </w:r>
       <w:r>
         <w:t xml:space="preserve"> 7</w:t>
@@ -3115,7 +3120,10 @@
     </w:p>
     <w:p>
       <w:r>
-        <w:t>AI tools were used as a support tool for documentation revision, repository organization, debugging assistance, and presentation refinement. AI assistance was also used to help interpret error messages and improve the reproducible pipeline structure. The final processed datasets, statistical test outputs, machine learning outputs, and figures were generated locally by running the project scripts. All project decisions, script execution, result review, interpretation, and final submission responsibility remained with the student.</w:t>
+        <w:t>AI tools were used as a support tool for documentation revision, repository organization, debugging assistance, and presentation refinement. AI assistance was also used to help interpret error messages and improve the reproducible pipeline structure. The final processed datasets, statistical test outputs, machine learning outputs, and figures were generated locally by running the project scripts. All project decisions, script execution, result review, interpretation, and final submission responsibility rema</w:t>
+      </w:r>
+      <w:r>
+        <w:t>ined with the student.</w:t>
       </w:r>
     </w:p>
     <w:p>
@@ -4134,6 +4142,7 @@
   <w:style w:type="character" w:default="1" w:styleId="VarsaylanParagrafYazTipi">
     <w:name w:val="Default Paragraph Font"/>
     <w:uiPriority w:val="1"/>
+    <w:semiHidden/>
     <w:unhideWhenUsed/>
   </w:style>
   <w:style w:type="table" w:default="1" w:styleId="NormalTablo">

--- a/reports/DSA210_Bitcoin_Final_Report.docx
+++ b/reports/DSA210_Bitcoin_Final_Report.docx
@@ -59,11 +59,6 @@
           <w:sz w:val="24"/>
         </w:rPr>
         <w:br/>
-      </w:r>
-      <w:r>
-        <w:rPr>
-          <w:sz w:val="24"/>
-        </w:rPr>
         <w:t>University: Sabancı University</w:t>
       </w:r>
       <w:r>
@@ -96,10 +91,7 @@
     </w:p>
     <w:p>
       <w:r>
-        <w:t>This project investigates whether public attention and market sentiment indicators can improve short-term Bitcoin direction prediction and help explain Bitcoin market volatility. Historical Bitcoin market data from CoinGecko is enriched with Google Trends search-interest data and the Alternative.me Crypto Fear &amp; Greed Index. The project applies a full data science pipeline including data collection, preprocessing, feature engineering, exploratory data analysis, hypothesis testing, and supervised machine lea</w:t>
-      </w:r>
-      <w:r>
-        <w:t>rning. The results show that next-day Bitcoin direction remains difficult to predict, even after adding attention and sentiment variables. However, Google Trends shows a stronger relationship with 7-day volatility than with daily returns, suggesting that public attention may be more informative about market turbulence than short-term directional movement.</w:t>
+        <w:t>This project investigates whether public attention and market sentiment indicators can improve short-term Bitcoin direction prediction and help explain Bitcoin market volatility. Historical Bitcoin market data from CoinGecko is enriched with Google Trends search-interest data and the Alternative.me Crypto Fear &amp; Greed Index. The project applies a full data science pipeline including data collection, preprocessing, feature engineering, exploratory data analysis, hypothesis testing, and supervised machine learning. The results show that next-day Bitcoin direction remains difficult to predict, even after adding attention and sentiment variables. However, Google Trends shows a stronger relationship with 7-day volatility than with daily returns, suggesting that public attention may be more informative about market turbulence than short-term directional movement.</w:t>
       </w:r>
     </w:p>
     <w:p>
@@ -575,15 +567,7 @@
         <w:t xml:space="preserve">Figure 1 </w:t>
       </w:r>
       <w:r>
-        <w:t xml:space="preserve">shows the overall price trajectory of Bitcoin and highlights periods of strong price movement, providing market context for </w:t>
-      </w:r>
-      <w:proofErr w:type="gramStart"/>
-      <w:r>
-        <w:t>the attention</w:t>
-      </w:r>
-      <w:proofErr w:type="gramEnd"/>
-      <w:r>
-        <w:t xml:space="preserve"> and sentiment analyses.</w:t>
+        <w:t>shows the overall price trajectory of Bitcoin and highlights periods of strong price movement, providing market context for the attention and sentiment analyses.</w:t>
       </w:r>
     </w:p>
     <w:p>
@@ -673,15 +657,7 @@
         <w:jc w:val="center"/>
       </w:pPr>
       <w:r>
-        <w:t xml:space="preserve">Figure 2. Google Trends </w:t>
-      </w:r>
-      <w:proofErr w:type="gramStart"/>
-      <w:r>
-        <w:t>search interest</w:t>
-      </w:r>
-      <w:proofErr w:type="gramEnd"/>
-      <w:r>
-        <w:t xml:space="preserve"> for Bitcoin over time.</w:t>
+        <w:t>Figure 2. Google Trends search interest for Bitcoin over time.</w:t>
       </w:r>
     </w:p>
     <w:p>
@@ -1082,15 +1058,7 @@
         <w:t xml:space="preserve">Figure 6 </w:t>
       </w:r>
       <w:r>
-        <w:t xml:space="preserve">summarizes the correlations among key </w:t>
-      </w:r>
-      <w:proofErr w:type="gramStart"/>
-      <w:r>
-        <w:t>market</w:t>
-      </w:r>
-      <w:proofErr w:type="gramEnd"/>
-      <w:r>
-        <w:t>, attention, and sentiment variables used in the analysis.</w:t>
+        <w:t>summarizes the correlations among key market, attention, and sentiment variables used in the analysis.</w:t>
       </w:r>
     </w:p>
     <w:p>
@@ -1715,7 +1683,16 @@
     </w:p>
     <w:p>
       <w:r>
-        <w:t>Supervised classification models were trained to predict target_up_next_day. The models included a majority-class baseline, Logistic Regression, and Random Forest. Multiple feature sets were evaluated to test whether attention and sentiment variables add predictive value beyond market-only variables.</w:t>
+        <w:t xml:space="preserve">Supervised classification models were trained to predict target_up_next_day. </w:t>
+      </w:r>
+      <w:r>
+        <w:t>Because the dataset is time ordered, the evaluation used a temporal split: the first 80% of observations were used for training and the last 20% were used for testing. This avoids randomly mixing earlier and later market periods.</w:t>
+      </w:r>
+      <w:r>
+        <w:t xml:space="preserve"> </w:t>
+      </w:r>
+      <w:r>
+        <w:t>The models included a majority-class baseline, Logistic Regression, and Random Forest. Multiple feature sets were evaluated to test whether attention and sentiment variables add predictive value beyond market-only variables.</w:t>
       </w:r>
     </w:p>
     <w:p>
@@ -1994,6 +1971,7 @@
               <w:rPr>
                 <w:sz w:val="18"/>
               </w:rPr>
+              <w:lastRenderedPageBreak/>
               <w:t>Random Forest</w:t>
             </w:r>
           </w:p>
@@ -2249,7 +2227,6 @@
               <w:rPr>
                 <w:sz w:val="18"/>
               </w:rPr>
-              <w:lastRenderedPageBreak/>
               <w:t>Logistic Regression</w:t>
             </w:r>
           </w:p>
@@ -2408,6 +2385,12 @@
     <w:p>
       <w:r>
         <w:t>Although some Random Forest models achieved slightly higher performance than the baseline, the improvement was not strong enough to support reliable short-term trading-style prediction. The combined feature set did not clearly outperform simpler market-only models.</w:t>
+      </w:r>
+      <w:r>
+        <w:t xml:space="preserve"> </w:t>
+      </w:r>
+      <w:r>
+        <w:t>Detailed classification reports and confusion matrices for each model are provided in reports/ml_detailed_report.md.</w:t>
       </w:r>
     </w:p>
     <w:p>
@@ -2944,15 +2927,7 @@
         <w:jc w:val="center"/>
       </w:pPr>
       <w:r>
-        <w:t xml:space="preserve">Figure 9. Random Forest </w:t>
-      </w:r>
-      <w:proofErr w:type="gramStart"/>
-      <w:r>
-        <w:t>feature</w:t>
-      </w:r>
-      <w:proofErr w:type="gramEnd"/>
-      <w:r>
-        <w:t xml:space="preserve"> importance visualization</w:t>
+        <w:t>Figure 9. Random Forest feature importance visualization</w:t>
       </w:r>
       <w:r>
         <w:t>.</w:t>
@@ -3120,10 +3095,13 @@
     </w:p>
     <w:p>
       <w:r>
-        <w:t>AI tools were used as a support tool for documentation revision, repository organization, debugging assistance, and presentation refinement. AI assistance was also used to help interpret error messages and improve the reproducible pipeline structure. The final processed datasets, statistical test outputs, machine learning outputs, and figures were generated locally by running the project scripts. All project decisions, script execution, result review, interpretation, and final submission responsibility rema</w:t>
+        <w:t>AI tools were used as a support tool for documentation revision, repository organization, debugging assistance, and presentation refinement. AI assistance was also used to help interpret error messages and improve the reproducible pipeline structure. The final processed datasets, statistical test outputs, machine learning outputs, and figures were generated locally by running the project scripts. All project decisions, script execution, result review, interpretation, and final submission responsibility remained with the student.</w:t>
       </w:r>
       <w:r>
-        <w:t>ined with the student.</w:t>
+        <w:t xml:space="preserve"> </w:t>
+      </w:r>
+      <w:r>
+        <w:t>Further details about the scope and nature of AI assistance are documented separately in the repository file AI_Usage_Disclosure.md.</w:t>
       </w:r>
     </w:p>
     <w:p>
